--- a/README/REPORT_QA.docx
+++ b/README/REPORT_QA.docx
@@ -1812,7 +1812,7 @@
               <w:rPr>
                 <w:sz w:val="19"/>
               </w:rPr>
-              <w:t>175</w:t>
+              <w:t>177</w:t>
             </w:r>
           </w:p>
         </w:tc>

--- a/README/REPORT_QA.docx
+++ b/README/REPORT_QA.docx
@@ -1748,6 +1748,74 @@
     </w:p>
     <w:p>
       <w:pPr>
+        <w:pStyle w:val="Heading2"/>
+      </w:pPr>
+      <w:r>
+        <w:t>R8 · Palestra delle scorciatoie (L1, Parte 5) · richiesta del docente: solo strumento HTML, senza passaggio al file vero</w:t>
+      </w:r>
+    </w:p>
+    <w:p>
+      <w:pPr>
+        <w:pStyle w:val="ListBullet"/>
+        <w:spacing w:after="60"/>
+      </w:pPr>
+      <w:r>
+        <w:rPr/>
+        <w:t>Nuovo strumento scorciatoie_officina23.html (Blocco note simulato, listino reale di 192 righe, 6 sfide TROVA/SPOSTA/COPIA/ANNULLA/CONTA/SALVA, tecnica registrata da eventi reali, codice O23-SCO verificabile). 2.4 osservata in simulazione (Salva/Salva con nome simulati). listino_da_sistemare.txt resta come piano B.</w:t>
+      </w:r>
+    </w:p>
+    <w:p>
+      <w:pPr>
+        <w:pStyle w:val="ListBullet"/>
+        <w:spacing w:after="60"/>
+      </w:pPr>
+      <w:r>
+        <w:rPr/>
+        <w:t>Aggiornati: design (2.1–2.4, L1-A5), scheda BES L1-A, soluzioni L1, guida (L1, prova tecnica, piani B), consegna 01 (allegati, traccia, controllo), matrice/griglia, index, README. La scheda A STANDARD non è stata rigenerata (curata a mano dal docente in Word): le parti nuove sono in preview/L1_A_PARTI_DA_AGGIORNARE.docx.</w:t>
+      </w:r>
+    </w:p>
+    <w:p>
+      <w:pPr>
+        <w:pStyle w:val="ListBullet"/>
+        <w:spacing w:after="60"/>
+      </w:pPr>
+      <w:r>
+        <w:rPr/>
+        <w:t>Tracce: indirizzo online (GitHub Pages) per tutti gli strumenti HTML, file allegato come riserva (scelta del docente). Il pacchetto è ora nel repository del docente (attivita-informatica-scuola): i generatori ignorano .git, file nascosti e file di blocco di Word; i file rigenerati con contenuto identico vengono ripristinati dal commit (revert_noise.py).</w:t>
+      </w:r>
+    </w:p>
+    <w:p>
+      <w:pPr>
+        <w:pStyle w:val="ListBullet"/>
+        <w:spacing w:after="60"/>
+      </w:pPr>
+      <w:r>
+        <w:rPr/>
+        <w:t>Revisione indipendente: due tentativi dell'agente revisore interrotti per cause tecniche (token scaduto; blocco dello stream). Del secondo restano test indipendenti eseguiti (rev_sco_a/b/c); rev_sco_d non è terminato (timeout) e i suoi obiettivi sono coperti da test_sco_r8.js.</w:t>
+      </w:r>
+    </w:p>
+    <w:p>
+      <w:pPr>
+        <w:pStyle w:val="ListBullet"/>
+        <w:spacing w:after="60"/>
+      </w:pPr>
+      <w:r>
+        <w:rPr/>
+        <w:t>Difetti trovati dal revisore e corretti: stato ereditato dopo «Nuovo studente» / cambio studente (beforeunload riscriveva il listino, i contatori e i flag di Annulla/Salva: possibili stelle false) · Ctrl+Z dopo «Listino da capo» duplicava il listino (ora sostituzione annullabile) · Shift+Canc, Shift+Ins, Ctrl+Ins contati come menu (ora tastiera) · risposte «caricabatteria»/«carica batterie» rifiutate · messaggi dei nomi con punti o trattini · focus perso con Invio sull'elenco delle sfide · niente aria-live · sfida corrente persa alla ricarica · testo sparito senza Ctrl+A (es. Ctrl+Z dopo «Listino da capo») ora riarma l'avviso e non viene salvato · riquadro dei contatori.</w:t>
+      </w:r>
+    </w:p>
+    <w:p>
+      <w:pPr>
+        <w:pStyle w:val="ListBullet"/>
+        <w:spacing w:after="60"/>
+      </w:pPr>
+      <w:r>
+        <w:rPr/>
+        <w:t>Collaudo dopo le correzioni: test_sco.js (input reali, 6/6 ★★★, percorso via menu ★☆☆, codice verificato), test_sco_r8.js (tutte le correzioni), rev_sco_a/b/c del revisore rieseguiti; nessun errore JavaScript.</w:t>
+      </w:r>
+    </w:p>
+    <w:p>
+      <w:pPr>
         <w:pStyle w:val="Heading1"/>
       </w:pPr>
       <w:r>

--- a/README/REPORT_QA.docx
+++ b/README/REPORT_QA.docx
@@ -1816,6 +1816,64 @@
     </w:p>
     <w:p>
       <w:pPr>
+        <w:pStyle w:val="Heading2"/>
+      </w:pPr>
+      <w:r>
+        <w:t>R9 · Verifica dei codici (richiesta del docente: verifica lato docente, raccolta con Modulo Google, codice anche nelle caselle di posta)</w:t>
+      </w:r>
+    </w:p>
+    <w:p>
+      <w:pPr>
+        <w:pStyle w:val="ListBullet"/>
+        <w:spacing w:after="60"/>
+      </w:pPr>
+      <w:r>
+        <w:rPr/>
+        <w:t>Caselle di posta L4 e MF: nome dello studente, decisione per messaggio («È affidabile» / «È phishing»), controlli registrati (mittente scoperto, link letto passando il mouse per 0,6 s), clic sui link, codice firmato O23-PHI / O23-PMF. Il codice riporta le decisioni (P/A), non se sono giuste: la chiave sta solo nella verifica e nelle soluzioni. La casella della missione è ora generata da posta_mf.py (senza rifare video e ZIP).</w:t>
+      </w:r>
+    </w:p>
+    <w:p>
+      <w:pPr>
+        <w:pStyle w:val="ListBullet"/>
+        <w:spacing w:after="60"/>
+      </w:pPr>
+      <w:r>
+        <w:rPr/>
+        <w:t>verifica_codici.html (cartella principale): incolla dei codici (anche dal Foglio delle risposte del Modulo), controllo della firma di O23-L1/SCO/SEL/PHI/PMF, raggruppamento per studente (email del Modulo o nome), livelli proposti per 1.2–1.4, 2.1–2.6, 9.1–9.2 (L4 e MF) con le soglie della griglia, segnalazioni (firma non valida, nomi diversi, nome cambiato, codici mancanti, suggerimenti, mouse, clic), copia per Fogli e CSV. Nessun dato inviato. Istruzioni per il Modulo Google con espressioni regolari di convalida.</w:t>
+      </w:r>
+    </w:p>
+    <w:p>
+      <w:pPr>
+        <w:pStyle w:val="ListBullet"/>
+        <w:spacing w:after="60"/>
+      </w:pPr>
+      <w:r>
+        <w:rPr/>
+        <w:t>Aggiornati: scheda L4-B e BES, soluzioni L4, tracce e guide delle consegne 01/03/06/08 (Modulo dei codici), guida (valutazione, L4), index (link e passo di preparazione), sintesi, README.</w:t>
+      </w:r>
+    </w:p>
+    <w:p>
+      <w:pPr>
+        <w:pStyle w:val="ListBullet"/>
+        <w:spacing w:after="60"/>
+      </w:pPr>
+      <w:r>
+        <w:rPr/>
+        <w:t>Ambiente: python-docx non era più installato; creato un ambiente locale nello scratchpad (python-docx, pypdf, Pillow, numpy, con autorizzazione del docente). FFmpeg non installato: generatori e QA lo rendono facoltativo; il controllo dei fotogrammi neri dei video è saltato (video invariati).</w:t>
+      </w:r>
+    </w:p>
+    <w:p>
+      <w:pPr>
+        <w:pStyle w:val="ListBullet"/>
+        <w:spacing w:after="60"/>
+      </w:pPr>
+      <w:r>
+        <w:rPr/>
+        <w:t>Collaudo con input reali (test_verifica.js): casella L4 5/5 decisioni, 4/4 mittenti, 3/3 link, 1 clic, stato conservato dopo la ricarica; casella MF con un errore → CON SUPPORTO; codici veri di tastiera, selezione e scorciatoie riconosciuti; codice ritoccato → firma non valida e scelto quello valido; esempio: 5 studenti, segnalazioni attese; nessun errore JavaScript.</w:t>
+      </w:r>
+    </w:p>
+    <w:p>
+      <w:pPr>
         <w:pStyle w:val="Heading1"/>
       </w:pPr>
       <w:r>
@@ -1880,7 +1938,7 @@
               <w:rPr>
                 <w:sz w:val="19"/>
               </w:rPr>
-              <w:t>177</w:t>
+              <w:t>181</w:t>
             </w:r>
           </w:p>
         </w:tc>
@@ -2070,7 +2128,7 @@
               <w:rPr>
                 <w:sz w:val="19"/>
               </w:rPr>
-              <w:t>0 / 0</w:t>
+              <w:t>non ricontrollato: FFmpeg non installato / non ricontrollato: FFmpeg non installato</w:t>
             </w:r>
           </w:p>
         </w:tc>
